--- a/templates/appointment-template.docx
+++ b/templates/appointment-template.docx
@@ -7,50 +7,54 @@
         <w:pStyle w:val="Normal"/>
         <w:bidi w:val="0"/>
         <w:jc w:val="left"/>
-        <w:rPr/>
-      </w:pPr>
-      <w:r>
-        <w:rPr/>
-        <w:t>GI?Y H?N KH?M</w:t>
-      </w:r>
-    </w:p>
-    <w:p>
-      <w:pPr>
-        <w:pStyle w:val="Normal"/>
-        <w:bidi w:val="0"/>
-        <w:jc w:val="left"/>
-        <w:rPr/>
-      </w:pPr>
-      <w:r>
-        <w:rPr/>
-        <w:t>H? t?n b?nh nh?n: {patientName}</w:t>
-      </w:r>
-    </w:p>
-    <w:p>
-      <w:pPr>
-        <w:pStyle w:val="Normal"/>
-        <w:bidi w:val="0"/>
-        <w:jc w:val="left"/>
-        <w:rPr/>
-      </w:pPr>
-      <w:r>
-        <w:rPr/>
-        <w:t xml:space="preserve">H? t?n b?nh nh?n </w:t>
-      </w:r>
-      <w:r>
-        <w:rPr/>
-        <w:t>11</w:t>
-      </w:r>
-      <w:r>
-        <w:rPr/>
-        <w:t>: {patientName</w:t>
-      </w:r>
-      <w:r>
-        <w:rPr/>
-        <w:t>1</w:t>
-      </w:r>
-      <w:r>
-        <w:rPr/>
+        <w:rPr>
+          <w:b/>
+          <w:bCs/>
+          <w:color w:val="158466"/>
+        </w:rPr>
+      </w:pPr>
+      <w:r>
+        <w:rPr>
+          <w:b/>
+          <w:bCs/>
+          <w:color w:val="158466"/>
+        </w:rPr>
+        <w:t>GIẤY HẸN KHÁM</w:t>
+      </w:r>
+    </w:p>
+    <w:p>
+      <w:pPr>
+        <w:pStyle w:val="Normal"/>
+        <w:bidi w:val="0"/>
+        <w:jc w:val="left"/>
+        <w:rPr>
+          <w:b/>
+          <w:bCs/>
+          <w:color w:val="158466"/>
+        </w:rPr>
+      </w:pPr>
+      <w:r>
+        <w:rPr>
+          <w:b/>
+          <w:bCs/>
+          <w:color w:val="158466"/>
+        </w:rPr>
+        <w:t>Họ tên bệnh nhân: {patientName</w:t>
+      </w:r>
+      <w:r>
+        <w:rPr>
+          <w:b/>
+          <w:bCs/>
+          <w:color w:val="158466"/>
+        </w:rPr>
+        <w:t>123</w:t>
+      </w:r>
+      <w:r>
+        <w:rPr>
+          <w:b/>
+          <w:bCs/>
+          <w:color w:val="158466"/>
+        </w:rPr>
         <w:t>}</w:t>
       </w:r>
     </w:p>
@@ -59,83 +63,111 @@
         <w:pStyle w:val="Normal"/>
         <w:bidi w:val="0"/>
         <w:jc w:val="left"/>
-        <w:rPr/>
-      </w:pPr>
-      <w:r>
-        <w:rPr/>
-        <w:t>M? b?nh nh?n: {patientCode}</w:t>
-      </w:r>
-    </w:p>
-    <w:p>
-      <w:pPr>
-        <w:pStyle w:val="Normal"/>
-        <w:bidi w:val="0"/>
-        <w:jc w:val="left"/>
-        <w:rPr/>
-      </w:pPr>
-      <w:r>
-        <w:rPr/>
-        <w:t>Ng?y sinh: {dob}</w:t>
-      </w:r>
-    </w:p>
-    <w:p>
-      <w:pPr>
-        <w:pStyle w:val="Normal"/>
-        <w:bidi w:val="0"/>
-        <w:jc w:val="left"/>
-        <w:rPr/>
-      </w:pPr>
-      <w:r>
-        <w:rPr/>
-        <w:t>Khoa kh?m: {department}</w:t>
-      </w:r>
-    </w:p>
-    <w:p>
-      <w:pPr>
-        <w:pStyle w:val="Normal"/>
-        <w:bidi w:val="0"/>
-        <w:jc w:val="left"/>
-        <w:rPr/>
-      </w:pPr>
-      <w:r>
-        <w:rPr/>
-        <w:t>B?c s?: {doctor}</w:t>
-      </w:r>
-    </w:p>
-    <w:p>
-      <w:pPr>
-        <w:pStyle w:val="Normal"/>
-        <w:bidi w:val="0"/>
-        <w:jc w:val="left"/>
-        <w:rPr/>
-      </w:pPr>
-      <w:r>
-        <w:rPr/>
-        <w:t>Ng?y h?n kh?m: {appointmentDate}</w:t>
-      </w:r>
-    </w:p>
-    <w:p>
-      <w:pPr>
-        <w:pStyle w:val="Normal"/>
-        <w:bidi w:val="0"/>
-        <w:jc w:val="left"/>
-        <w:rPr/>
-      </w:pPr>
-      <w:r>
-        <w:rPr/>
-        <w:t>L? do kh?m: {symptom}</w:t>
-      </w:r>
-    </w:p>
-    <w:p>
-      <w:pPr>
-        <w:pStyle w:val="Normal"/>
-        <w:bidi w:val="0"/>
-        <w:jc w:val="left"/>
-        <w:rPr/>
-      </w:pPr>
-      <w:r>
-        <w:rPr/>
-        <w:t>Ghi ch?: {note}</w:t>
+        <w:rPr>
+          <w:color w:val="FF4000"/>
+        </w:rPr>
+      </w:pPr>
+      <w:r>
+        <w:rPr>
+          <w:b/>
+          <w:bCs/>
+          <w:color w:val="158466"/>
+        </w:rPr>
+        <w:t>Họ tên bệnh nhân</w:t>
+      </w:r>
+      <w:r>
+        <w:rPr>
+          <w:color w:val="FF4000"/>
+        </w:rPr>
+        <w:t>: {patientName1}</w:t>
+      </w:r>
+    </w:p>
+    <w:p>
+      <w:pPr>
+        <w:pStyle w:val="Normal"/>
+        <w:bidi w:val="0"/>
+        <w:jc w:val="left"/>
+        <w:rPr>
+          <w:color w:val="FF4000"/>
+        </w:rPr>
+      </w:pPr>
+      <w:r>
+        <w:rPr>
+          <w:color w:val="FF4000"/>
+        </w:rPr>
+        <w:t>Mã bệnh nhân: {patientCode}</w:t>
+      </w:r>
+    </w:p>
+    <w:p>
+      <w:pPr>
+        <w:pStyle w:val="Normal"/>
+        <w:bidi w:val="0"/>
+        <w:jc w:val="left"/>
+        <w:rPr/>
+      </w:pPr>
+      <w:r>
+        <w:rPr/>
+        <w:t>Ngày sinh: {dob}</w:t>
+      </w:r>
+    </w:p>
+    <w:p>
+      <w:pPr>
+        <w:pStyle w:val="Normal"/>
+        <w:bidi w:val="0"/>
+        <w:jc w:val="left"/>
+        <w:rPr/>
+      </w:pPr>
+      <w:r>
+        <w:rPr/>
+        <w:t>Khoa khám: {department}</w:t>
+      </w:r>
+    </w:p>
+    <w:p>
+      <w:pPr>
+        <w:pStyle w:val="Normal"/>
+        <w:bidi w:val="0"/>
+        <w:jc w:val="left"/>
+        <w:rPr/>
+      </w:pPr>
+      <w:r>
+        <w:rPr/>
+        <w:t>Bác sĩ: {doctor}</w:t>
+      </w:r>
+    </w:p>
+    <w:p>
+      <w:pPr>
+        <w:pStyle w:val="Normal"/>
+        <w:bidi w:val="0"/>
+        <w:jc w:val="left"/>
+        <w:rPr/>
+      </w:pPr>
+      <w:r>
+        <w:rPr/>
+        <w:t>Ngày hẹn khám: {appointmentDate}</w:t>
+      </w:r>
+    </w:p>
+    <w:p>
+      <w:pPr>
+        <w:pStyle w:val="Normal"/>
+        <w:bidi w:val="0"/>
+        <w:jc w:val="left"/>
+        <w:rPr/>
+      </w:pPr>
+      <w:r>
+        <w:rPr/>
+        <w:t>Lý do khám: {symptom}</w:t>
+      </w:r>
+    </w:p>
+    <w:p>
+      <w:pPr>
+        <w:pStyle w:val="Normal"/>
+        <w:bidi w:val="0"/>
+        <w:jc w:val="left"/>
+        <w:rPr/>
+      </w:pPr>
+      <w:r>
+        <w:rPr/>
+        <w:t>Ghi chú: {note}</w:t>
       </w:r>
     </w:p>
     <w:sectPr>
@@ -145,7 +177,7 @@
       <w:pgNumType w:fmt="decimal"/>
       <w:formProt w:val="false"/>
       <w:textDirection w:val="lrTb"/>
-      <w:docGrid w:type="default" w:linePitch="100" w:charSpace="4294963199"/>
+      <w:docGrid w:type="default" w:linePitch="100" w:charSpace="0"/>
     </w:sectPr>
   </w:body>
 </w:document>
@@ -174,7 +206,10 @@
     <w:qFormat/>
     <w:pPr>
       <w:widowControl w:val="false"/>
+      <w:suppressAutoHyphens w:val="true"/>
       <w:bidi w:val="0"/>
+      <w:spacing w:before="0" w:after="0"/>
+      <w:jc w:val="left"/>
     </w:pPr>
     <w:rPr>
       <w:rFonts w:ascii="Calibri" w:hAnsi="Calibri" w:eastAsia="NSimSun" w:cs="Arial"/>
